--- a/___ описание идеи ___/план реализации проекта - поэтапный/Этап 10.docx
+++ b/___ описание идеи ___/план реализации проекта - поэтапный/Этап 10.docx
@@ -6796,11 +6796,6 @@
       </w:r>
     </w:p>
     <w:p>
-      <w:pPr>
-        <w:rPr>
-          <w:lang w:val="en-US"/>
-        </w:rPr>
-      </w:pPr>
       <w:r>
         <w:rPr>
           <w:lang w:val="en-US"/>
@@ -6809,28 +6804,93 @@
       </w:r>
     </w:p>
     <w:p>
-      <w:pPr>
-        <w:rPr>
-          <w:lang w:val="en-US"/>
-        </w:rPr>
-      </w:pPr>
-      <w:r>
-        <w:rPr>
-          <w:lang w:val="en-US"/>
-        </w:rPr>
-        <w:t>nano src/api/schemas/requests.py</w:t>
-      </w:r>
-    </w:p>
-    <w:p>
+      <w:r>
+        <w:rPr>
+          <w:lang w:val="en-US"/>
+        </w:rPr>
+        <w:t>nano</w:t>
+      </w:r>
+      <w:r>
+        <w:t xml:space="preserve"> </w:t>
+      </w:r>
+      <w:r>
+        <w:rPr>
+          <w:lang w:val="en-US"/>
+        </w:rPr>
+        <w:t>src</w:t>
+      </w:r>
+      <w:r>
+        <w:t>/</w:t>
+      </w:r>
+      <w:r>
+        <w:rPr>
+          <w:lang w:val="en-US"/>
+        </w:rPr>
+        <w:t>api</w:t>
+      </w:r>
+      <w:r>
+        <w:t>/</w:t>
+      </w:r>
+      <w:r>
+        <w:rPr>
+          <w:lang w:val="en-US"/>
+        </w:rPr>
+        <w:t>schemas</w:t>
+      </w:r>
+      <w:r>
+        <w:t>/</w:t>
+      </w:r>
+      <w:r>
+        <w:rPr>
+          <w:lang w:val="en-US"/>
+        </w:rPr>
+        <w:t>requests</w:t>
+      </w:r>
+      <w:r>
+        <w:t>.</w:t>
+      </w:r>
+      <w:r>
+        <w:rPr>
+          <w:lang w:val="en-US"/>
+        </w:rPr>
+        <w:t>py</w:t>
+      </w:r>
+    </w:p>
+    <w:p>
+      <w:pPr>
+        <w:rPr>
+          <w:lang w:val="en-US"/>
+        </w:rPr>
+      </w:pPr>
       <w:r>
         <w:rPr>
           <w:b/>
           <w:bCs/>
         </w:rPr>
-        <w:t>Действие 32.</w:t>
-      </w:r>
-      <w:r>
-        <w:t> Вставьте:</w:t>
+        <w:t>Действие</w:t>
+      </w:r>
+      <w:r>
+        <w:rPr>
+          <w:b/>
+          <w:bCs/>
+          <w:lang w:val="en-US"/>
+        </w:rPr>
+        <w:t xml:space="preserve"> 32.</w:t>
+      </w:r>
+      <w:r>
+        <w:rPr>
+          <w:lang w:val="en-US"/>
+        </w:rPr>
+        <w:t> </w:t>
+      </w:r>
+      <w:r>
+        <w:t>Вставьте</w:t>
+      </w:r>
+      <w:r>
+        <w:rPr>
+          <w:lang w:val="en-US"/>
+        </w:rPr>
+        <w:t>:</w:t>
       </w:r>
     </w:p>
     <w:p>
@@ -7289,6 +7349,11 @@
       </w:r>
     </w:p>
     <w:p>
+      <w:pPr>
+        <w:rPr>
+          <w:lang w:val="en-US"/>
+        </w:rPr>
+      </w:pPr>
       <w:r>
         <w:rPr>
           <w:b/>
@@ -7297,7 +7362,22 @@
         <w:t>Действие 33.</w:t>
       </w:r>
       <w:r>
-        <w:t> Создайте файл:</w:t>
+        <w:t> Создайте</w:t>
+      </w:r>
+      <w:r>
+        <w:rPr>
+          <w:lang w:val="en-US"/>
+        </w:rPr>
+        <w:t xml:space="preserve"> </w:t>
+      </w:r>
+      <w:r>
+        <w:t>файл</w:t>
+      </w:r>
+      <w:r>
+        <w:rPr>
+          <w:lang w:val="en-US"/>
+        </w:rPr>
+        <w:t>:</w:t>
       </w:r>
     </w:p>
     <w:p>
@@ -7327,15 +7407,40 @@
       </w:r>
     </w:p>
     <w:p>
+      <w:pPr>
+        <w:rPr>
+          <w:lang w:val="en-US"/>
+        </w:rPr>
+      </w:pPr>
       <w:r>
         <w:rPr>
           <w:b/>
           <w:bCs/>
         </w:rPr>
-        <w:t>Действие 34.</w:t>
-      </w:r>
-      <w:r>
-        <w:t> Вставьте:</w:t>
+        <w:t>Действие</w:t>
+      </w:r>
+      <w:r>
+        <w:rPr>
+          <w:b/>
+          <w:bCs/>
+          <w:lang w:val="en-US"/>
+        </w:rPr>
+        <w:t xml:space="preserve"> 34.</w:t>
+      </w:r>
+      <w:r>
+        <w:rPr>
+          <w:lang w:val="en-US"/>
+        </w:rPr>
+        <w:t> </w:t>
+      </w:r>
+      <w:r>
+        <w:t>Вставьте</w:t>
+      </w:r>
+      <w:r>
+        <w:rPr>
+          <w:lang w:val="en-US"/>
+        </w:rPr>
+        <w:t>:</w:t>
       </w:r>
     </w:p>
     <w:p>
@@ -7781,53 +7886,112 @@
       </w:r>
     </w:p>
     <w:p>
+      <w:pPr>
+        <w:rPr>
+          <w:lang w:val="en-US"/>
+        </w:rPr>
+      </w:pPr>
       <w:r>
         <w:rPr>
           <w:b/>
           <w:bCs/>
         </w:rPr>
-        <w:t>Действие 35.</w:t>
-      </w:r>
-      <w:r>
-        <w:t> Создайте файл:</w:t>
-      </w:r>
-    </w:p>
-    <w:p>
-      <w:pPr>
-        <w:rPr>
-          <w:lang w:val="en-US"/>
-        </w:rPr>
-      </w:pPr>
-      <w:r>
-        <w:rPr>
-          <w:lang w:val="en-US"/>
-        </w:rPr>
-        <w:t>Bash</w:t>
-      </w:r>
-    </w:p>
-    <w:p>
-      <w:pPr>
-        <w:rPr>
-          <w:lang w:val="en-US"/>
-        </w:rPr>
-      </w:pPr>
-      <w:r>
-        <w:rPr>
-          <w:lang w:val="en-US"/>
-        </w:rPr>
-        <w:t>nano src/api/schemas/audit.py</w:t>
-      </w:r>
-    </w:p>
-    <w:p>
+        <w:t>Действие</w:t>
+      </w:r>
       <w:r>
         <w:rPr>
           <w:b/>
           <w:bCs/>
-        </w:rPr>
-        <w:t>Действие 36.</w:t>
-      </w:r>
-      <w:r>
-        <w:t> Вставьте:</w:t>
+          <w:lang w:val="en-US"/>
+        </w:rPr>
+        <w:t xml:space="preserve"> 35.</w:t>
+      </w:r>
+      <w:r>
+        <w:rPr>
+          <w:lang w:val="en-US"/>
+        </w:rPr>
+        <w:t> </w:t>
+      </w:r>
+      <w:r>
+        <w:t>Создайте</w:t>
+      </w:r>
+      <w:r>
+        <w:rPr>
+          <w:lang w:val="en-US"/>
+        </w:rPr>
+        <w:t xml:space="preserve"> </w:t>
+      </w:r>
+      <w:r>
+        <w:t>файл</w:t>
+      </w:r>
+      <w:r>
+        <w:rPr>
+          <w:lang w:val="en-US"/>
+        </w:rPr>
+        <w:t>:</w:t>
+      </w:r>
+    </w:p>
+    <w:p>
+      <w:pPr>
+        <w:rPr>
+          <w:lang w:val="en-US"/>
+        </w:rPr>
+      </w:pPr>
+      <w:r>
+        <w:rPr>
+          <w:lang w:val="en-US"/>
+        </w:rPr>
+        <w:t>Bash</w:t>
+      </w:r>
+    </w:p>
+    <w:p>
+      <w:pPr>
+        <w:rPr>
+          <w:lang w:val="en-US"/>
+        </w:rPr>
+      </w:pPr>
+      <w:r>
+        <w:rPr>
+          <w:lang w:val="en-US"/>
+        </w:rPr>
+        <w:t>nano src/api/schemas/audit.py</w:t>
+      </w:r>
+    </w:p>
+    <w:p>
+      <w:pPr>
+        <w:rPr>
+          <w:lang w:val="en-US"/>
+        </w:rPr>
+      </w:pPr>
+      <w:r>
+        <w:rPr>
+          <w:b/>
+          <w:bCs/>
+        </w:rPr>
+        <w:t>Действие</w:t>
+      </w:r>
+      <w:r>
+        <w:rPr>
+          <w:b/>
+          <w:bCs/>
+          <w:lang w:val="en-US"/>
+        </w:rPr>
+        <w:t xml:space="preserve"> 36.</w:t>
+      </w:r>
+      <w:r>
+        <w:rPr>
+          <w:lang w:val="en-US"/>
+        </w:rPr>
+        <w:t> </w:t>
+      </w:r>
+      <w:r>
+        <w:t>Вставьте</w:t>
+      </w:r>
+      <w:r>
+        <w:rPr>
+          <w:lang w:val="en-US"/>
+        </w:rPr>
+        <w:t>:</w:t>
       </w:r>
     </w:p>
     <w:p>
@@ -8075,58 +8239,128 @@
       </w:r>
     </w:p>
     <w:p>
-      <w:r>
-        <w:t>Сохраните.</w:t>
-      </w:r>
-    </w:p>
-    <w:p>
+      <w:pPr>
+        <w:rPr>
+          <w:lang w:val="en-US"/>
+        </w:rPr>
+      </w:pPr>
+      <w:r>
+        <w:t>Сохраните</w:t>
+      </w:r>
+      <w:r>
+        <w:rPr>
+          <w:lang w:val="en-US"/>
+        </w:rPr>
+        <w:t>.</w:t>
+      </w:r>
+    </w:p>
+    <w:p>
+      <w:pPr>
+        <w:rPr>
+          <w:lang w:val="en-US"/>
+        </w:rPr>
+      </w:pPr>
       <w:r>
         <w:rPr>
           <w:b/>
           <w:bCs/>
         </w:rPr>
-        <w:t>Действие 37.</w:t>
-      </w:r>
-      <w:r>
-        <w:t> Создайте файл:</w:t>
-      </w:r>
-    </w:p>
-    <w:p>
-      <w:pPr>
-        <w:rPr>
-          <w:lang w:val="en-US"/>
-        </w:rPr>
-      </w:pPr>
-      <w:r>
-        <w:rPr>
-          <w:lang w:val="en-US"/>
-        </w:rPr>
-        <w:t>Bash</w:t>
-      </w:r>
-    </w:p>
-    <w:p>
-      <w:pPr>
-        <w:rPr>
-          <w:lang w:val="en-US"/>
-        </w:rPr>
-      </w:pPr>
-      <w:r>
-        <w:rPr>
-          <w:lang w:val="en-US"/>
-        </w:rPr>
-        <w:t>nano src/api/schemas/admin.py</w:t>
-      </w:r>
-    </w:p>
-    <w:p>
+        <w:t>Действие</w:t>
+      </w:r>
       <w:r>
         <w:rPr>
           <w:b/>
           <w:bCs/>
-        </w:rPr>
-        <w:t>Действие 38.</w:t>
-      </w:r>
-      <w:r>
-        <w:t> Вставьте:</w:t>
+          <w:lang w:val="en-US"/>
+        </w:rPr>
+        <w:t xml:space="preserve"> 37.</w:t>
+      </w:r>
+      <w:r>
+        <w:rPr>
+          <w:lang w:val="en-US"/>
+        </w:rPr>
+        <w:t> </w:t>
+      </w:r>
+      <w:r>
+        <w:t>Создайте</w:t>
+      </w:r>
+      <w:r>
+        <w:rPr>
+          <w:lang w:val="en-US"/>
+        </w:rPr>
+        <w:t xml:space="preserve"> </w:t>
+      </w:r>
+      <w:r>
+        <w:t>файл</w:t>
+      </w:r>
+      <w:r>
+        <w:rPr>
+          <w:lang w:val="en-US"/>
+        </w:rPr>
+        <w:t>:</w:t>
+      </w:r>
+    </w:p>
+    <w:p>
+      <w:pPr>
+        <w:rPr>
+          <w:lang w:val="en-US"/>
+        </w:rPr>
+      </w:pPr>
+      <w:r>
+        <w:rPr>
+          <w:lang w:val="en-US"/>
+        </w:rPr>
+        <w:t>Bash</w:t>
+      </w:r>
+    </w:p>
+    <w:p>
+      <w:pPr>
+        <w:rPr>
+          <w:lang w:val="en-US"/>
+        </w:rPr>
+      </w:pPr>
+      <w:r>
+        <w:rPr>
+          <w:lang w:val="en-US"/>
+        </w:rPr>
+        <w:t>nano src/api/schemas/admin.py</w:t>
+      </w:r>
+    </w:p>
+    <w:p>
+      <w:pPr>
+        <w:rPr>
+          <w:lang w:val="en-US"/>
+        </w:rPr>
+      </w:pPr>
+      <w:r>
+        <w:rPr>
+          <w:b/>
+          <w:bCs/>
+        </w:rPr>
+        <w:t>Действие</w:t>
+      </w:r>
+      <w:r>
+        <w:rPr>
+          <w:b/>
+          <w:bCs/>
+          <w:lang w:val="en-US"/>
+        </w:rPr>
+        <w:t xml:space="preserve"> 38.</w:t>
+      </w:r>
+      <w:r>
+        <w:rPr>
+          <w:lang w:val="en-US"/>
+        </w:rPr>
+        <w:t> </w:t>
+      </w:r>
+      <w:r>
+        <w:t>Вставьте</w:t>
+      </w:r>
+      <w:r>
+        <w:rPr>
+          <w:lang w:val="en-US"/>
+        </w:rPr>
+        <w:t>:</w:t>
       </w:r>
     </w:p>
     <w:p>
@@ -8678,53 +8912,112 @@
       </w:r>
     </w:p>
     <w:p>
+      <w:pPr>
+        <w:rPr>
+          <w:lang w:val="en-US"/>
+        </w:rPr>
+      </w:pPr>
       <w:r>
         <w:rPr>
           <w:b/>
           <w:bCs/>
         </w:rPr>
-        <w:t>Действие 39.</w:t>
-      </w:r>
-      <w:r>
-        <w:t> Создайте файл:</w:t>
-      </w:r>
-    </w:p>
-    <w:p>
-      <w:pPr>
-        <w:rPr>
-          <w:lang w:val="en-US"/>
-        </w:rPr>
-      </w:pPr>
-      <w:r>
-        <w:rPr>
-          <w:lang w:val="en-US"/>
-        </w:rPr>
-        <w:t>Bash</w:t>
-      </w:r>
-    </w:p>
-    <w:p>
-      <w:pPr>
-        <w:rPr>
-          <w:lang w:val="en-US"/>
-        </w:rPr>
-      </w:pPr>
-      <w:r>
-        <w:rPr>
-          <w:lang w:val="en-US"/>
-        </w:rPr>
-        <w:t>nano src/api/dependencies/auth.py</w:t>
-      </w:r>
-    </w:p>
-    <w:p>
+        <w:t>Действие</w:t>
+      </w:r>
       <w:r>
         <w:rPr>
           <w:b/>
           <w:bCs/>
-        </w:rPr>
-        <w:t>Действие 40.</w:t>
-      </w:r>
-      <w:r>
-        <w:t> Вставьте:</w:t>
+          <w:lang w:val="en-US"/>
+        </w:rPr>
+        <w:t xml:space="preserve"> 39.</w:t>
+      </w:r>
+      <w:r>
+        <w:rPr>
+          <w:lang w:val="en-US"/>
+        </w:rPr>
+        <w:t> </w:t>
+      </w:r>
+      <w:r>
+        <w:t>Создайте</w:t>
+      </w:r>
+      <w:r>
+        <w:rPr>
+          <w:lang w:val="en-US"/>
+        </w:rPr>
+        <w:t xml:space="preserve"> </w:t>
+      </w:r>
+      <w:r>
+        <w:t>файл</w:t>
+      </w:r>
+      <w:r>
+        <w:rPr>
+          <w:lang w:val="en-US"/>
+        </w:rPr>
+        <w:t>:</w:t>
+      </w:r>
+    </w:p>
+    <w:p>
+      <w:pPr>
+        <w:rPr>
+          <w:lang w:val="en-US"/>
+        </w:rPr>
+      </w:pPr>
+      <w:r>
+        <w:rPr>
+          <w:lang w:val="en-US"/>
+        </w:rPr>
+        <w:t>Bash</w:t>
+      </w:r>
+    </w:p>
+    <w:p>
+      <w:pPr>
+        <w:rPr>
+          <w:lang w:val="en-US"/>
+        </w:rPr>
+      </w:pPr>
+      <w:r>
+        <w:rPr>
+          <w:lang w:val="en-US"/>
+        </w:rPr>
+        <w:t>nano src/api/dependencies/auth.py</w:t>
+      </w:r>
+    </w:p>
+    <w:p>
+      <w:pPr>
+        <w:rPr>
+          <w:lang w:val="en-US"/>
+        </w:rPr>
+      </w:pPr>
+      <w:r>
+        <w:rPr>
+          <w:b/>
+          <w:bCs/>
+        </w:rPr>
+        <w:t>Действие</w:t>
+      </w:r>
+      <w:r>
+        <w:rPr>
+          <w:b/>
+          <w:bCs/>
+          <w:lang w:val="en-US"/>
+        </w:rPr>
+        <w:t xml:space="preserve"> 40.</w:t>
+      </w:r>
+      <w:r>
+        <w:rPr>
+          <w:lang w:val="en-US"/>
+        </w:rPr>
+        <w:t> </w:t>
+      </w:r>
+      <w:r>
+        <w:t>Вставьте</w:t>
+      </w:r>
+      <w:r>
+        <w:rPr>
+          <w:lang w:val="en-US"/>
+        </w:rPr>
+        <w:t>:</w:t>
       </w:r>
     </w:p>
     <w:p>
@@ -9895,11 +10188,6 @@
       </w:r>
     </w:p>
     <w:p>
-      <w:pPr>
-        <w:rPr>
-          <w:lang w:val="en-US"/>
-        </w:rPr>
-      </w:pPr>
       <w:r>
         <w:rPr>
           <w:lang w:val="en-US"/>
@@ -9908,29 +10196,94 @@
       </w:r>
     </w:p>
     <w:p>
-      <w:pPr>
-        <w:rPr>
-          <w:lang w:val="en-US"/>
-        </w:rPr>
-      </w:pPr>
       <w:r>
         <w:rPr>
           <w:lang w:val="en-US"/>
         </w:rPr>
         <w:lastRenderedPageBreak/>
-        <w:t>nano src/api/dependencies/rbac.py</w:t>
-      </w:r>
-    </w:p>
-    <w:p>
+        <w:t>nano</w:t>
+      </w:r>
+      <w:r>
+        <w:t xml:space="preserve"> </w:t>
+      </w:r>
+      <w:r>
+        <w:rPr>
+          <w:lang w:val="en-US"/>
+        </w:rPr>
+        <w:t>src</w:t>
+      </w:r>
+      <w:r>
+        <w:t>/</w:t>
+      </w:r>
+      <w:r>
+        <w:rPr>
+          <w:lang w:val="en-US"/>
+        </w:rPr>
+        <w:t>api</w:t>
+      </w:r>
+      <w:r>
+        <w:t>/</w:t>
+      </w:r>
+      <w:r>
+        <w:rPr>
+          <w:lang w:val="en-US"/>
+        </w:rPr>
+        <w:t>dependencies</w:t>
+      </w:r>
+      <w:r>
+        <w:t>/</w:t>
+      </w:r>
+      <w:r>
+        <w:rPr>
+          <w:lang w:val="en-US"/>
+        </w:rPr>
+        <w:t>rbac</w:t>
+      </w:r>
+      <w:r>
+        <w:t>.</w:t>
+      </w:r>
+      <w:r>
+        <w:rPr>
+          <w:lang w:val="en-US"/>
+        </w:rPr>
+        <w:t>py</w:t>
+      </w:r>
+    </w:p>
+    <w:p>
+      <w:pPr>
+        <w:rPr>
+          <w:lang w:val="en-US"/>
+        </w:rPr>
+      </w:pPr>
       <w:r>
         <w:rPr>
           <w:b/>
           <w:bCs/>
         </w:rPr>
-        <w:t>Действие 42.</w:t>
-      </w:r>
-      <w:r>
-        <w:t> Вставьте:</w:t>
+        <w:t>Действие</w:t>
+      </w:r>
+      <w:r>
+        <w:rPr>
+          <w:b/>
+          <w:bCs/>
+          <w:lang w:val="en-US"/>
+        </w:rPr>
+        <w:t xml:space="preserve"> 42.</w:t>
+      </w:r>
+      <w:r>
+        <w:rPr>
+          <w:lang w:val="en-US"/>
+        </w:rPr>
+        <w:t> </w:t>
+      </w:r>
+      <w:r>
+        <w:t>Вставьте</w:t>
+      </w:r>
+      <w:r>
+        <w:rPr>
+          <w:lang w:val="en-US"/>
+        </w:rPr>
+        <w:t>:</w:t>
       </w:r>
     </w:p>
     <w:p>
@@ -10925,53 +11278,112 @@
       </w:r>
     </w:p>
     <w:p>
+      <w:pPr>
+        <w:rPr>
+          <w:lang w:val="en-US"/>
+        </w:rPr>
+      </w:pPr>
       <w:r>
         <w:rPr>
           <w:b/>
           <w:bCs/>
         </w:rPr>
-        <w:t>Действие 43.</w:t>
-      </w:r>
-      <w:r>
-        <w:t> Создайте файл:</w:t>
-      </w:r>
-    </w:p>
-    <w:p>
-      <w:pPr>
-        <w:rPr>
-          <w:lang w:val="en-US"/>
-        </w:rPr>
-      </w:pPr>
-      <w:r>
-        <w:rPr>
-          <w:lang w:val="en-US"/>
-        </w:rPr>
-        <w:t>Bash</w:t>
-      </w:r>
-    </w:p>
-    <w:p>
-      <w:pPr>
-        <w:rPr>
-          <w:lang w:val="en-US"/>
-        </w:rPr>
-      </w:pPr>
-      <w:r>
-        <w:rPr>
-          <w:lang w:val="en-US"/>
-        </w:rPr>
-        <w:t>nano src/api/dependencies/database.py</w:t>
-      </w:r>
-    </w:p>
-    <w:p>
+        <w:t>Действие</w:t>
+      </w:r>
       <w:r>
         <w:rPr>
           <w:b/>
           <w:bCs/>
-        </w:rPr>
-        <w:t>Действие 44.</w:t>
-      </w:r>
-      <w:r>
-        <w:t> Вставьте:</w:t>
+          <w:lang w:val="en-US"/>
+        </w:rPr>
+        <w:t xml:space="preserve"> 43.</w:t>
+      </w:r>
+      <w:r>
+        <w:rPr>
+          <w:lang w:val="en-US"/>
+        </w:rPr>
+        <w:t> </w:t>
+      </w:r>
+      <w:r>
+        <w:t>Создайте</w:t>
+      </w:r>
+      <w:r>
+        <w:rPr>
+          <w:lang w:val="en-US"/>
+        </w:rPr>
+        <w:t xml:space="preserve"> </w:t>
+      </w:r>
+      <w:r>
+        <w:t>файл</w:t>
+      </w:r>
+      <w:r>
+        <w:rPr>
+          <w:lang w:val="en-US"/>
+        </w:rPr>
+        <w:t>:</w:t>
+      </w:r>
+    </w:p>
+    <w:p>
+      <w:pPr>
+        <w:rPr>
+          <w:lang w:val="en-US"/>
+        </w:rPr>
+      </w:pPr>
+      <w:r>
+        <w:rPr>
+          <w:lang w:val="en-US"/>
+        </w:rPr>
+        <w:t>Bash</w:t>
+      </w:r>
+    </w:p>
+    <w:p>
+      <w:pPr>
+        <w:rPr>
+          <w:lang w:val="en-US"/>
+        </w:rPr>
+      </w:pPr>
+      <w:r>
+        <w:rPr>
+          <w:lang w:val="en-US"/>
+        </w:rPr>
+        <w:t>nano src/api/dependencies/database.py</w:t>
+      </w:r>
+    </w:p>
+    <w:p>
+      <w:pPr>
+        <w:rPr>
+          <w:lang w:val="en-US"/>
+        </w:rPr>
+      </w:pPr>
+      <w:r>
+        <w:rPr>
+          <w:b/>
+          <w:bCs/>
+        </w:rPr>
+        <w:t>Действие</w:t>
+      </w:r>
+      <w:r>
+        <w:rPr>
+          <w:b/>
+          <w:bCs/>
+          <w:lang w:val="en-US"/>
+        </w:rPr>
+        <w:t xml:space="preserve"> 44.</w:t>
+      </w:r>
+      <w:r>
+        <w:rPr>
+          <w:lang w:val="en-US"/>
+        </w:rPr>
+        <w:t> </w:t>
+      </w:r>
+      <w:r>
+        <w:t>Вставьте</w:t>
+      </w:r>
+      <w:r>
+        <w:rPr>
+          <w:lang w:val="en-US"/>
+        </w:rPr>
+        <w:t>:</w:t>
       </w:r>
     </w:p>
     <w:p>
@@ -11305,6 +11717,11 @@
       </w:r>
     </w:p>
     <w:p>
+      <w:pPr>
+        <w:rPr>
+          <w:lang w:val="en-US"/>
+        </w:rPr>
+      </w:pPr>
       <w:r>
         <w:rPr>
           <w:b/>
@@ -11313,7 +11730,22 @@
         <w:t>Действие 45.</w:t>
       </w:r>
       <w:r>
-        <w:t> Создайте файл:</w:t>
+        <w:t> Создайте</w:t>
+      </w:r>
+      <w:r>
+        <w:rPr>
+          <w:lang w:val="en-US"/>
+        </w:rPr>
+        <w:t xml:space="preserve"> </w:t>
+      </w:r>
+      <w:r>
+        <w:t>файл</w:t>
+      </w:r>
+      <w:r>
+        <w:rPr>
+          <w:lang w:val="en-US"/>
+        </w:rPr>
+        <w:t>:</w:t>
       </w:r>
     </w:p>
     <w:p>
@@ -11343,15 +11775,40 @@
       </w:r>
     </w:p>
     <w:p>
+      <w:pPr>
+        <w:rPr>
+          <w:lang w:val="en-US"/>
+        </w:rPr>
+      </w:pPr>
       <w:r>
         <w:rPr>
           <w:b/>
           <w:bCs/>
         </w:rPr>
-        <w:t>Действие 46.</w:t>
-      </w:r>
-      <w:r>
-        <w:t> Вставьте:</w:t>
+        <w:t>Действие</w:t>
+      </w:r>
+      <w:r>
+        <w:rPr>
+          <w:b/>
+          <w:bCs/>
+          <w:lang w:val="en-US"/>
+        </w:rPr>
+        <w:t xml:space="preserve"> 46.</w:t>
+      </w:r>
+      <w:r>
+        <w:rPr>
+          <w:lang w:val="en-US"/>
+        </w:rPr>
+        <w:t> </w:t>
+      </w:r>
+      <w:r>
+        <w:t>Вставьте</w:t>
+      </w:r>
+      <w:r>
+        <w:rPr>
+          <w:lang w:val="en-US"/>
+        </w:rPr>
+        <w:t>:</w:t>
       </w:r>
     </w:p>
     <w:p>
@@ -11783,6 +12240,11 @@
       </w:r>
     </w:p>
     <w:p>
+      <w:pPr>
+        <w:rPr>
+          <w:lang w:val="en-US"/>
+        </w:rPr>
+      </w:pPr>
       <w:r>
         <w:rPr>
           <w:b/>
@@ -11805,7 +12267,22 @@
         <w:t> </w:t>
       </w:r>
       <w:r>
-        <w:t>Создайте файл:</w:t>
+        <w:t>Создайте</w:t>
+      </w:r>
+      <w:r>
+        <w:rPr>
+          <w:lang w:val="en-US"/>
+        </w:rPr>
+        <w:t xml:space="preserve"> </w:t>
+      </w:r>
+      <w:r>
+        <w:t>файл</w:t>
+      </w:r>
+      <w:r>
+        <w:rPr>
+          <w:lang w:val="en-US"/>
+        </w:rPr>
+        <w:t>:</w:t>
       </w:r>
     </w:p>
     <w:p>
@@ -11836,15 +12313,40 @@
       </w:r>
     </w:p>
     <w:p>
+      <w:pPr>
+        <w:rPr>
+          <w:lang w:val="en-US"/>
+        </w:rPr>
+      </w:pPr>
       <w:r>
         <w:rPr>
           <w:b/>
           <w:bCs/>
         </w:rPr>
-        <w:t>Действие 48.</w:t>
-      </w:r>
-      <w:r>
-        <w:t> Вставьте:</w:t>
+        <w:t>Действие</w:t>
+      </w:r>
+      <w:r>
+        <w:rPr>
+          <w:b/>
+          <w:bCs/>
+          <w:lang w:val="en-US"/>
+        </w:rPr>
+        <w:t xml:space="preserve"> 48.</w:t>
+      </w:r>
+      <w:r>
+        <w:rPr>
+          <w:lang w:val="en-US"/>
+        </w:rPr>
+        <w:t> </w:t>
+      </w:r>
+      <w:r>
+        <w:t>Вставьте</w:t>
+      </w:r>
+      <w:r>
+        <w:rPr>
+          <w:lang w:val="en-US"/>
+        </w:rPr>
+        <w:t>:</w:t>
       </w:r>
     </w:p>
     <w:p>
@@ -12788,6 +13290,11 @@
       </w:r>
     </w:p>
     <w:p>
+      <w:pPr>
+        <w:rPr>
+          <w:lang w:val="en-US"/>
+        </w:rPr>
+      </w:pPr>
       <w:r>
         <w:rPr>
           <w:b/>
@@ -12810,7 +13317,22 @@
         <w:t> </w:t>
       </w:r>
       <w:r>
-        <w:t>Создайте файл:</w:t>
+        <w:t>Создайте</w:t>
+      </w:r>
+      <w:r>
+        <w:rPr>
+          <w:lang w:val="en-US"/>
+        </w:rPr>
+        <w:t xml:space="preserve"> </w:t>
+      </w:r>
+      <w:r>
+        <w:t>файл</w:t>
+      </w:r>
+      <w:r>
+        <w:rPr>
+          <w:lang w:val="en-US"/>
+        </w:rPr>
+        <w:t>:</w:t>
       </w:r>
     </w:p>
     <w:p>
@@ -12840,15 +13362,40 @@
       </w:r>
     </w:p>
     <w:p>
+      <w:pPr>
+        <w:rPr>
+          <w:lang w:val="en-US"/>
+        </w:rPr>
+      </w:pPr>
       <w:r>
         <w:rPr>
           <w:b/>
           <w:bCs/>
         </w:rPr>
-        <w:t>Действие 50.</w:t>
-      </w:r>
-      <w:r>
-        <w:t> Вставьте:</w:t>
+        <w:t>Действие</w:t>
+      </w:r>
+      <w:r>
+        <w:rPr>
+          <w:b/>
+          <w:bCs/>
+          <w:lang w:val="en-US"/>
+        </w:rPr>
+        <w:t xml:space="preserve"> 50.</w:t>
+      </w:r>
+      <w:r>
+        <w:rPr>
+          <w:lang w:val="en-US"/>
+        </w:rPr>
+        <w:t> </w:t>
+      </w:r>
+      <w:r>
+        <w:t>Вставьте</w:t>
+      </w:r>
+      <w:r>
+        <w:rPr>
+          <w:lang w:val="en-US"/>
+        </w:rPr>
+        <w:t>:</w:t>
       </w:r>
     </w:p>
     <w:p>
@@ -13316,6 +13863,11 @@
       </w:r>
     </w:p>
     <w:p>
+      <w:pPr>
+        <w:rPr>
+          <w:lang w:val="en-US"/>
+        </w:rPr>
+      </w:pPr>
       <w:r>
         <w:rPr>
           <w:b/>
@@ -13338,7 +13890,22 @@
         <w:t> </w:t>
       </w:r>
       <w:r>
-        <w:t>Создайте файл:</w:t>
+        <w:t>Создайте</w:t>
+      </w:r>
+      <w:r>
+        <w:rPr>
+          <w:lang w:val="en-US"/>
+        </w:rPr>
+        <w:t xml:space="preserve"> </w:t>
+      </w:r>
+      <w:r>
+        <w:t>файл</w:t>
+      </w:r>
+      <w:r>
+        <w:rPr>
+          <w:lang w:val="en-US"/>
+        </w:rPr>
+        <w:t>:</w:t>
       </w:r>
     </w:p>
     <w:p>
@@ -13369,15 +13936,40 @@
       </w:r>
     </w:p>
     <w:p>
+      <w:pPr>
+        <w:rPr>
+          <w:lang w:val="en-US"/>
+        </w:rPr>
+      </w:pPr>
       <w:r>
         <w:rPr>
           <w:b/>
           <w:bCs/>
         </w:rPr>
-        <w:t>Действие 52.</w:t>
-      </w:r>
-      <w:r>
-        <w:t> Вставьте:</w:t>
+        <w:t>Действие</w:t>
+      </w:r>
+      <w:r>
+        <w:rPr>
+          <w:b/>
+          <w:bCs/>
+          <w:lang w:val="en-US"/>
+        </w:rPr>
+        <w:t xml:space="preserve"> 52.</w:t>
+      </w:r>
+      <w:r>
+        <w:rPr>
+          <w:lang w:val="en-US"/>
+        </w:rPr>
+        <w:t> </w:t>
+      </w:r>
+      <w:r>
+        <w:t>Вставьте</w:t>
+      </w:r>
+      <w:r>
+        <w:rPr>
+          <w:lang w:val="en-US"/>
+        </w:rPr>
+        <w:t>:</w:t>
       </w:r>
     </w:p>
     <w:p>
@@ -14150,15 +14742,40 @@
       </w:r>
     </w:p>
     <w:p>
+      <w:pPr>
+        <w:rPr>
+          <w:lang w:val="en-US"/>
+        </w:rPr>
+      </w:pPr>
       <w:r>
         <w:rPr>
           <w:b/>
           <w:bCs/>
         </w:rPr>
-        <w:t>Действие 54.</w:t>
-      </w:r>
-      <w:r>
-        <w:t> Вставьте:</w:t>
+        <w:t>Действие</w:t>
+      </w:r>
+      <w:r>
+        <w:rPr>
+          <w:b/>
+          <w:bCs/>
+          <w:lang w:val="en-US"/>
+        </w:rPr>
+        <w:t xml:space="preserve"> 54.</w:t>
+      </w:r>
+      <w:r>
+        <w:rPr>
+          <w:lang w:val="en-US"/>
+        </w:rPr>
+        <w:t> </w:t>
+      </w:r>
+      <w:r>
+        <w:t>Вставьте</w:t>
+      </w:r>
+      <w:r>
+        <w:rPr>
+          <w:lang w:val="en-US"/>
+        </w:rPr>
+        <w:t>:</w:t>
       </w:r>
     </w:p>
     <w:p>
@@ -15610,6 +16227,11 @@
       </w:r>
     </w:p>
     <w:p>
+      <w:pPr>
+        <w:rPr>
+          <w:lang w:val="en-US"/>
+        </w:rPr>
+      </w:pPr>
       <w:r>
         <w:rPr>
           <w:b/>
@@ -15632,7 +16254,22 @@
         <w:t> </w:t>
       </w:r>
       <w:r>
-        <w:t>Создайте файл:</w:t>
+        <w:t>Создайте</w:t>
+      </w:r>
+      <w:r>
+        <w:rPr>
+          <w:lang w:val="en-US"/>
+        </w:rPr>
+        <w:t xml:space="preserve"> </w:t>
+      </w:r>
+      <w:r>
+        <w:t>файл</w:t>
+      </w:r>
+      <w:r>
+        <w:rPr>
+          <w:lang w:val="en-US"/>
+        </w:rPr>
+        <w:t>:</w:t>
       </w:r>
     </w:p>
     <w:p>
@@ -15663,15 +16300,40 @@
       </w:r>
     </w:p>
     <w:p>
+      <w:pPr>
+        <w:rPr>
+          <w:lang w:val="en-US"/>
+        </w:rPr>
+      </w:pPr>
       <w:r>
         <w:rPr>
           <w:b/>
           <w:bCs/>
         </w:rPr>
-        <w:t>Действие 56.</w:t>
-      </w:r>
-      <w:r>
-        <w:t> Вставьте:</w:t>
+        <w:t>Действие</w:t>
+      </w:r>
+      <w:r>
+        <w:rPr>
+          <w:b/>
+          <w:bCs/>
+          <w:lang w:val="en-US"/>
+        </w:rPr>
+        <w:t xml:space="preserve"> 56.</w:t>
+      </w:r>
+      <w:r>
+        <w:rPr>
+          <w:lang w:val="en-US"/>
+        </w:rPr>
+        <w:t> </w:t>
+      </w:r>
+      <w:r>
+        <w:t>Вставьте</w:t>
+      </w:r>
+      <w:r>
+        <w:rPr>
+          <w:lang w:val="en-US"/>
+        </w:rPr>
+        <w:t>:</w:t>
       </w:r>
     </w:p>
     <w:p>
@@ -16719,6 +17381,11 @@
       </w:r>
     </w:p>
     <w:p>
+      <w:pPr>
+        <w:rPr>
+          <w:lang w:val="en-US"/>
+        </w:rPr>
+      </w:pPr>
       <w:r>
         <w:rPr>
           <w:b/>
@@ -16741,7 +17408,22 @@
         <w:t> </w:t>
       </w:r>
       <w:r>
-        <w:t>Создайте файл:</w:t>
+        <w:t>Создайте</w:t>
+      </w:r>
+      <w:r>
+        <w:rPr>
+          <w:lang w:val="en-US"/>
+        </w:rPr>
+        <w:t xml:space="preserve"> </w:t>
+      </w:r>
+      <w:r>
+        <w:t>файл</w:t>
+      </w:r>
+      <w:r>
+        <w:rPr>
+          <w:lang w:val="en-US"/>
+        </w:rPr>
+        <w:t>:</w:t>
       </w:r>
     </w:p>
     <w:p>
@@ -16771,15 +17453,40 @@
       </w:r>
     </w:p>
     <w:p>
+      <w:pPr>
+        <w:rPr>
+          <w:lang w:val="en-US"/>
+        </w:rPr>
+      </w:pPr>
       <w:r>
         <w:rPr>
           <w:b/>
           <w:bCs/>
         </w:rPr>
-        <w:t>Действие 58.</w:t>
-      </w:r>
-      <w:r>
-        <w:t> Вставьте:</w:t>
+        <w:t>Действие</w:t>
+      </w:r>
+      <w:r>
+        <w:rPr>
+          <w:b/>
+          <w:bCs/>
+          <w:lang w:val="en-US"/>
+        </w:rPr>
+        <w:t xml:space="preserve"> 58.</w:t>
+      </w:r>
+      <w:r>
+        <w:rPr>
+          <w:lang w:val="en-US"/>
+        </w:rPr>
+        <w:t> </w:t>
+      </w:r>
+      <w:r>
+        <w:t>Вставьте</w:t>
+      </w:r>
+      <w:r>
+        <w:rPr>
+          <w:lang w:val="en-US"/>
+        </w:rPr>
+        <w:t>:</w:t>
       </w:r>
     </w:p>
     <w:p>
@@ -18503,6 +19210,11 @@
       </w:pPr>
     </w:p>
     <w:p>
+      <w:pPr>
+        <w:rPr>
+          <w:lang w:val="en-US"/>
+        </w:rPr>
+      </w:pPr>
       <w:r>
         <w:rPr>
           <w:lang w:val="en-US"/>
@@ -18510,6 +19222,9 @@
         <w:t xml:space="preserve">    </w:t>
       </w:r>
       <w:r>
+        <w:rPr>
+          <w:lang w:val="en-US"/>
+        </w:rPr>
         <w:t>if doc.status != "quarantine":</w:t>
       </w:r>
     </w:p>
@@ -18520,6 +19235,9 @@
         </w:rPr>
       </w:pPr>
       <w:r>
+        <w:rPr>
+          <w:lang w:val="en-US"/>
+        </w:rPr>
         <w:t xml:space="preserve">        </w:t>
       </w:r>
       <w:r>
@@ -18641,11 +19359,6 @@
       </w:r>
     </w:p>
     <w:p>
-      <w:pPr>
-        <w:rPr>
-          <w:lang w:val="en-US"/>
-        </w:rPr>
-      </w:pPr>
       <w:r>
         <w:rPr>
           <w:lang w:val="en-US"/>
@@ -18654,28 +19367,93 @@
       </w:r>
     </w:p>
     <w:p>
-      <w:pPr>
-        <w:rPr>
-          <w:lang w:val="en-US"/>
-        </w:rPr>
-      </w:pPr>
-      <w:r>
-        <w:rPr>
-          <w:lang w:val="en-US"/>
-        </w:rPr>
-        <w:t>nano src/api/routes/runs.py</w:t>
-      </w:r>
-    </w:p>
-    <w:p>
+      <w:r>
+        <w:rPr>
+          <w:lang w:val="en-US"/>
+        </w:rPr>
+        <w:t>nano</w:t>
+      </w:r>
+      <w:r>
+        <w:t xml:space="preserve"> </w:t>
+      </w:r>
+      <w:r>
+        <w:rPr>
+          <w:lang w:val="en-US"/>
+        </w:rPr>
+        <w:t>src</w:t>
+      </w:r>
+      <w:r>
+        <w:t>/</w:t>
+      </w:r>
+      <w:r>
+        <w:rPr>
+          <w:lang w:val="en-US"/>
+        </w:rPr>
+        <w:t>api</w:t>
+      </w:r>
+      <w:r>
+        <w:t>/</w:t>
+      </w:r>
+      <w:r>
+        <w:rPr>
+          <w:lang w:val="en-US"/>
+        </w:rPr>
+        <w:t>routes</w:t>
+      </w:r>
+      <w:r>
+        <w:t>/</w:t>
+      </w:r>
+      <w:r>
+        <w:rPr>
+          <w:lang w:val="en-US"/>
+        </w:rPr>
+        <w:t>runs</w:t>
+      </w:r>
+      <w:r>
+        <w:t>.</w:t>
+      </w:r>
+      <w:r>
+        <w:rPr>
+          <w:lang w:val="en-US"/>
+        </w:rPr>
+        <w:t>py</w:t>
+      </w:r>
+    </w:p>
+    <w:p>
+      <w:pPr>
+        <w:rPr>
+          <w:lang w:val="en-US"/>
+        </w:rPr>
+      </w:pPr>
       <w:r>
         <w:rPr>
           <w:b/>
           <w:bCs/>
         </w:rPr>
-        <w:t>Действие 60.</w:t>
-      </w:r>
-      <w:r>
-        <w:t> Вставьте:</w:t>
+        <w:t>Действие</w:t>
+      </w:r>
+      <w:r>
+        <w:rPr>
+          <w:b/>
+          <w:bCs/>
+          <w:lang w:val="en-US"/>
+        </w:rPr>
+        <w:t xml:space="preserve"> 60.</w:t>
+      </w:r>
+      <w:r>
+        <w:rPr>
+          <w:lang w:val="en-US"/>
+        </w:rPr>
+        <w:t> </w:t>
+      </w:r>
+      <w:r>
+        <w:t>Вставьте</w:t>
+      </w:r>
+      <w:r>
+        <w:rPr>
+          <w:lang w:val="en-US"/>
+        </w:rPr>
+        <w:t>:</w:t>
       </w:r>
     </w:p>
     <w:p>
@@ -20830,11 +21608,6 @@
       </w:r>
     </w:p>
     <w:p>
-      <w:pPr>
-        <w:rPr>
-          <w:lang w:val="en-US"/>
-        </w:rPr>
-      </w:pPr>
       <w:r>
         <w:rPr>
           <w:lang w:val="en-US"/>
@@ -20843,28 +21616,93 @@
       </w:r>
     </w:p>
     <w:p>
-      <w:pPr>
-        <w:rPr>
-          <w:lang w:val="en-US"/>
-        </w:rPr>
-      </w:pPr>
-      <w:r>
-        <w:rPr>
-          <w:lang w:val="en-US"/>
-        </w:rPr>
-        <w:t>nano src/api/routes/results.py</w:t>
-      </w:r>
-    </w:p>
-    <w:p>
+      <w:r>
+        <w:rPr>
+          <w:lang w:val="en-US"/>
+        </w:rPr>
+        <w:t>nano</w:t>
+      </w:r>
+      <w:r>
+        <w:t xml:space="preserve"> </w:t>
+      </w:r>
+      <w:r>
+        <w:rPr>
+          <w:lang w:val="en-US"/>
+        </w:rPr>
+        <w:t>src</w:t>
+      </w:r>
+      <w:r>
+        <w:t>/</w:t>
+      </w:r>
+      <w:r>
+        <w:rPr>
+          <w:lang w:val="en-US"/>
+        </w:rPr>
+        <w:t>api</w:t>
+      </w:r>
+      <w:r>
+        <w:t>/</w:t>
+      </w:r>
+      <w:r>
+        <w:rPr>
+          <w:lang w:val="en-US"/>
+        </w:rPr>
+        <w:t>routes</w:t>
+      </w:r>
+      <w:r>
+        <w:t>/</w:t>
+      </w:r>
+      <w:r>
+        <w:rPr>
+          <w:lang w:val="en-US"/>
+        </w:rPr>
+        <w:t>results</w:t>
+      </w:r>
+      <w:r>
+        <w:t>.</w:t>
+      </w:r>
+      <w:r>
+        <w:rPr>
+          <w:lang w:val="en-US"/>
+        </w:rPr>
+        <w:t>py</w:t>
+      </w:r>
+    </w:p>
+    <w:p>
+      <w:pPr>
+        <w:rPr>
+          <w:lang w:val="en-US"/>
+        </w:rPr>
+      </w:pPr>
       <w:r>
         <w:rPr>
           <w:b/>
           <w:bCs/>
         </w:rPr>
-        <w:t>Действие 62.</w:t>
-      </w:r>
-      <w:r>
-        <w:t> Вставьте:</w:t>
+        <w:t>Действие</w:t>
+      </w:r>
+      <w:r>
+        <w:rPr>
+          <w:b/>
+          <w:bCs/>
+          <w:lang w:val="en-US"/>
+        </w:rPr>
+        <w:t xml:space="preserve"> 62.</w:t>
+      </w:r>
+      <w:r>
+        <w:rPr>
+          <w:lang w:val="en-US"/>
+        </w:rPr>
+        <w:t> </w:t>
+      </w:r>
+      <w:r>
+        <w:t>Вставьте</w:t>
+      </w:r>
+      <w:r>
+        <w:rPr>
+          <w:lang w:val="en-US"/>
+        </w:rPr>
+        <w:t>:</w:t>
       </w:r>
     </w:p>
     <w:p>
@@ -23305,11 +24143,6 @@
       </w:r>
     </w:p>
     <w:p>
-      <w:pPr>
-        <w:rPr>
-          <w:lang w:val="en-US"/>
-        </w:rPr>
-      </w:pPr>
       <w:r>
         <w:rPr>
           <w:lang w:val="en-US"/>
@@ -23318,28 +24151,93 @@
       </w:r>
     </w:p>
     <w:p>
-      <w:pPr>
-        <w:rPr>
-          <w:lang w:val="en-US"/>
-        </w:rPr>
-      </w:pPr>
-      <w:r>
-        <w:rPr>
-          <w:lang w:val="en-US"/>
-        </w:rPr>
-        <w:t>nano src/api/routes/qc.py</w:t>
-      </w:r>
-    </w:p>
-    <w:p>
+      <w:r>
+        <w:rPr>
+          <w:lang w:val="en-US"/>
+        </w:rPr>
+        <w:t>nano</w:t>
+      </w:r>
+      <w:r>
+        <w:t xml:space="preserve"> </w:t>
+      </w:r>
+      <w:r>
+        <w:rPr>
+          <w:lang w:val="en-US"/>
+        </w:rPr>
+        <w:t>src</w:t>
+      </w:r>
+      <w:r>
+        <w:t>/</w:t>
+      </w:r>
+      <w:r>
+        <w:rPr>
+          <w:lang w:val="en-US"/>
+        </w:rPr>
+        <w:t>api</w:t>
+      </w:r>
+      <w:r>
+        <w:t>/</w:t>
+      </w:r>
+      <w:r>
+        <w:rPr>
+          <w:lang w:val="en-US"/>
+        </w:rPr>
+        <w:t>routes</w:t>
+      </w:r>
+      <w:r>
+        <w:t>/</w:t>
+      </w:r>
+      <w:r>
+        <w:rPr>
+          <w:lang w:val="en-US"/>
+        </w:rPr>
+        <w:t>qc</w:t>
+      </w:r>
+      <w:r>
+        <w:t>.</w:t>
+      </w:r>
+      <w:r>
+        <w:rPr>
+          <w:lang w:val="en-US"/>
+        </w:rPr>
+        <w:t>py</w:t>
+      </w:r>
+    </w:p>
+    <w:p>
+      <w:pPr>
+        <w:rPr>
+          <w:lang w:val="en-US"/>
+        </w:rPr>
+      </w:pPr>
       <w:r>
         <w:rPr>
           <w:b/>
           <w:bCs/>
         </w:rPr>
-        <w:t>Действие 64.</w:t>
-      </w:r>
-      <w:r>
-        <w:t> Вставьте:</w:t>
+        <w:t>Действие</w:t>
+      </w:r>
+      <w:r>
+        <w:rPr>
+          <w:b/>
+          <w:bCs/>
+          <w:lang w:val="en-US"/>
+        </w:rPr>
+        <w:t xml:space="preserve"> 64.</w:t>
+      </w:r>
+      <w:r>
+        <w:rPr>
+          <w:lang w:val="en-US"/>
+        </w:rPr>
+        <w:t> </w:t>
+      </w:r>
+      <w:r>
+        <w:t>Вставьте</w:t>
+      </w:r>
+      <w:r>
+        <w:rPr>
+          <w:lang w:val="en-US"/>
+        </w:rPr>
+        <w:t>:</w:t>
       </w:r>
     </w:p>
     <w:p>
@@ -24639,6 +25537,11 @@
       </w:r>
     </w:p>
     <w:p>
+      <w:pPr>
+        <w:rPr>
+          <w:lang w:val="en-US"/>
+        </w:rPr>
+      </w:pPr>
       <w:r>
         <w:rPr>
           <w:b/>
@@ -24661,7 +25564,22 @@
         <w:t> </w:t>
       </w:r>
       <w:r>
-        <w:t>Создайте файл:</w:t>
+        <w:t>Создайте</w:t>
+      </w:r>
+      <w:r>
+        <w:rPr>
+          <w:lang w:val="en-US"/>
+        </w:rPr>
+        <w:t xml:space="preserve"> </w:t>
+      </w:r>
+      <w:r>
+        <w:t>файл</w:t>
+      </w:r>
+      <w:r>
+        <w:rPr>
+          <w:lang w:val="en-US"/>
+        </w:rPr>
+        <w:t>:</w:t>
       </w:r>
     </w:p>
     <w:p>
@@ -24691,15 +25609,40 @@
       </w:r>
     </w:p>
     <w:p>
+      <w:pPr>
+        <w:rPr>
+          <w:lang w:val="en-US"/>
+        </w:rPr>
+      </w:pPr>
       <w:r>
         <w:rPr>
           <w:b/>
           <w:bCs/>
         </w:rPr>
-        <w:t>Действие 66.</w:t>
-      </w:r>
-      <w:r>
-        <w:t> Вставьте:</w:t>
+        <w:t>Действие</w:t>
+      </w:r>
+      <w:r>
+        <w:rPr>
+          <w:b/>
+          <w:bCs/>
+          <w:lang w:val="en-US"/>
+        </w:rPr>
+        <w:t xml:space="preserve"> 66.</w:t>
+      </w:r>
+      <w:r>
+        <w:rPr>
+          <w:lang w:val="en-US"/>
+        </w:rPr>
+        <w:t> </w:t>
+      </w:r>
+      <w:r>
+        <w:t>Вставьте</w:t>
+      </w:r>
+      <w:r>
+        <w:rPr>
+          <w:lang w:val="en-US"/>
+        </w:rPr>
+        <w:t>:</w:t>
       </w:r>
     </w:p>
     <w:p>
@@ -25879,11 +26822,6 @@
       </w:r>
     </w:p>
     <w:p>
-      <w:pPr>
-        <w:rPr>
-          <w:lang w:val="en-US"/>
-        </w:rPr>
-      </w:pPr>
       <w:r>
         <w:rPr>
           <w:lang w:val="en-US"/>
@@ -25892,28 +26830,93 @@
       </w:r>
     </w:p>
     <w:p>
-      <w:pPr>
-        <w:rPr>
-          <w:lang w:val="en-US"/>
-        </w:rPr>
-      </w:pPr>
-      <w:r>
-        <w:rPr>
-          <w:lang w:val="en-US"/>
-        </w:rPr>
-        <w:t>nano src/api/routes/exports.py</w:t>
-      </w:r>
-    </w:p>
-    <w:p>
+      <w:r>
+        <w:rPr>
+          <w:lang w:val="en-US"/>
+        </w:rPr>
+        <w:t>nano</w:t>
+      </w:r>
+      <w:r>
+        <w:t xml:space="preserve"> </w:t>
+      </w:r>
+      <w:r>
+        <w:rPr>
+          <w:lang w:val="en-US"/>
+        </w:rPr>
+        <w:t>src</w:t>
+      </w:r>
+      <w:r>
+        <w:t>/</w:t>
+      </w:r>
+      <w:r>
+        <w:rPr>
+          <w:lang w:val="en-US"/>
+        </w:rPr>
+        <w:t>api</w:t>
+      </w:r>
+      <w:r>
+        <w:t>/</w:t>
+      </w:r>
+      <w:r>
+        <w:rPr>
+          <w:lang w:val="en-US"/>
+        </w:rPr>
+        <w:t>routes</w:t>
+      </w:r>
+      <w:r>
+        <w:t>/</w:t>
+      </w:r>
+      <w:r>
+        <w:rPr>
+          <w:lang w:val="en-US"/>
+        </w:rPr>
+        <w:t>exports</w:t>
+      </w:r>
+      <w:r>
+        <w:t>.</w:t>
+      </w:r>
+      <w:r>
+        <w:rPr>
+          <w:lang w:val="en-US"/>
+        </w:rPr>
+        <w:t>py</w:t>
+      </w:r>
+    </w:p>
+    <w:p>
+      <w:pPr>
+        <w:rPr>
+          <w:lang w:val="en-US"/>
+        </w:rPr>
+      </w:pPr>
       <w:r>
         <w:rPr>
           <w:b/>
           <w:bCs/>
         </w:rPr>
-        <w:t>Действие 68.</w:t>
-      </w:r>
-      <w:r>
-        <w:t> Вставьте:</w:t>
+        <w:t>Действие</w:t>
+      </w:r>
+      <w:r>
+        <w:rPr>
+          <w:b/>
+          <w:bCs/>
+          <w:lang w:val="en-US"/>
+        </w:rPr>
+        <w:t xml:space="preserve"> 68.</w:t>
+      </w:r>
+      <w:r>
+        <w:rPr>
+          <w:lang w:val="en-US"/>
+        </w:rPr>
+        <w:t> </w:t>
+      </w:r>
+      <w:r>
+        <w:t>Вставьте</w:t>
+      </w:r>
+      <w:r>
+        <w:rPr>
+          <w:lang w:val="en-US"/>
+        </w:rPr>
+        <w:t>:</w:t>
       </w:r>
     </w:p>
     <w:p>
